--- a/sb3-to-docx/template/学案模板.docx
+++ b/sb3-to-docx/template/学案模板.docx
@@ -434,7 +434,7 @@
           <w:p>
             <w:pPr>
               <w:rPr>
-                <w:rFonts w:ascii="微软雅黑" w:eastAsia="微软雅黑" w:hAnsi="微软雅黑" w:cs="微软雅黑" w:hint="eastAsia"/>
+                <w:rFonts w:ascii="微软雅黑" w:eastAsia="微软雅黑" w:hAnsi="微软雅黑" w:cs="微软雅黑"/>
                 <w:sz w:val="18"/>
                 <w:szCs w:val="21"/>
               </w:rPr>
@@ -880,6 +880,16 @@
               </w:rPr>
               <w:t>：</w:t>
             </w:r>
+          </w:p>
+          <w:p>
+            <w:pPr>
+              <w:ind w:leftChars="200" w:left="420"/>
+              <w:rPr>
+                <w:rFonts w:ascii="MiSans" w:eastAsia="MiSans" w:hAnsi="MiSans" w:cs="MiSans"/>
+                <w:sz w:val="22"/>
+                <w:szCs w:val="28"/>
+              </w:rPr>
+            </w:pPr>
             <w:r>
               <w:rPr>
                 <w:rFonts w:ascii="MiSans" w:eastAsia="MiSans" w:hAnsi="MiSans" w:cs="MiSans" w:hint="eastAsia"/>
@@ -894,6 +904,14 @@
                 <w:sz w:val="22"/>
                 <w:szCs w:val="28"/>
               </w:rPr>
+              <w:t xml:space="preserve"> </w:t>
+            </w:r>
+            <w:r>
+              <w:rPr>
+                <w:rFonts w:ascii="MiSans" w:eastAsia="MiSans" w:hAnsi="MiSans" w:cs="MiSans" w:hint="eastAsia"/>
+                <w:sz w:val="22"/>
+                <w:szCs w:val="28"/>
+              </w:rPr>
               <w:t>本体设置好初始大小后隐藏，</w:t>
             </w:r>
             <w:r>
@@ -907,28 +925,20 @@
           </w:p>
           <w:p>
             <w:pPr>
-              <w:ind w:left="1760" w:hangingChars="800" w:hanging="1760"/>
-              <w:rPr>
-                <w:rFonts w:ascii="MiSans" w:eastAsia="MiSans" w:hAnsi="MiSans" w:cs="MiSans"/>
-                <w:sz w:val="22"/>
-                <w:szCs w:val="28"/>
-              </w:rPr>
-            </w:pPr>
-            <w:r>
-              <w:rPr>
-                <w:rFonts w:ascii="MiSans" w:eastAsia="MiSans" w:hAnsi="MiSans" w:cs="MiSans" w:hint="eastAsia"/>
-                <w:sz w:val="22"/>
-                <w:szCs w:val="28"/>
-              </w:rPr>
-              <w:t xml:space="preserve">        </w:t>
-            </w:r>
-            <w:r>
-              <w:rPr>
-                <w:rFonts w:ascii="MiSans" w:eastAsia="MiSans" w:hAnsi="MiSans" w:cs="MiSans" w:hint="eastAsia"/>
-                <w:sz w:val="22"/>
-                <w:szCs w:val="28"/>
-              </w:rPr>
-              <w:t xml:space="preserve">   </w:t>
+              <w:ind w:leftChars="200" w:left="2180" w:hangingChars="800" w:hanging="1760"/>
+              <w:rPr>
+                <w:rFonts w:ascii="MiSans" w:eastAsia="MiSans" w:hAnsi="MiSans" w:cs="MiSans"/>
+                <w:sz w:val="22"/>
+                <w:szCs w:val="28"/>
+              </w:rPr>
+            </w:pPr>
+            <w:r>
+              <w:rPr>
+                <w:rFonts w:ascii="MiSans" w:eastAsia="MiSans" w:hAnsi="MiSans" w:cs="MiSans" w:hint="eastAsia"/>
+                <w:sz w:val="22"/>
+                <w:szCs w:val="28"/>
+              </w:rPr>
+              <w:t>②</w:t>
             </w:r>
             <w:r>
               <w:rPr>
@@ -944,6 +954,109 @@
                 <w:sz w:val="22"/>
                 <w:szCs w:val="28"/>
               </w:rPr>
+              <w:t>克隆体出现在舞台下方的随机位置，并设置随机大小后向上移动，碰到倒刺后删除</w:t>
+            </w:r>
+          </w:p>
+          <w:p>
+            <w:pPr>
+              <w:ind w:left="880" w:hangingChars="400" w:hanging="880"/>
+              <w:rPr>
+                <w:rFonts w:ascii="MiSans" w:eastAsia="MiSans" w:hAnsi="MiSans" w:cs="MiSans"/>
+                <w:sz w:val="22"/>
+                <w:szCs w:val="28"/>
+              </w:rPr>
+            </w:pPr>
+            <w:r>
+              <w:rPr>
+                <w:rFonts w:ascii="MiSans" w:eastAsia="MiSans" w:hAnsi="MiSans" w:cs="MiSans" w:hint="eastAsia"/>
+                <w:sz w:val="22"/>
+                <w:szCs w:val="28"/>
+              </w:rPr>
+              <w:t>小宝</w:t>
+            </w:r>
+            <w:r>
+              <w:rPr>
+                <w:rFonts w:ascii="MiSans" w:eastAsia="MiSans" w:hAnsi="MiSans" w:cs="MiSans" w:hint="eastAsia"/>
+                <w:sz w:val="22"/>
+                <w:szCs w:val="28"/>
+              </w:rPr>
+              <w:t>：</w:t>
+            </w:r>
+          </w:p>
+          <w:p>
+            <w:pPr>
+              <w:ind w:leftChars="200" w:left="1300" w:hangingChars="400" w:hanging="880"/>
+              <w:rPr>
+                <w:rFonts w:ascii="MiSans" w:eastAsia="MiSans" w:hAnsi="MiSans" w:cs="MiSans"/>
+                <w:sz w:val="22"/>
+                <w:szCs w:val="28"/>
+              </w:rPr>
+            </w:pPr>
+            <w:r>
+              <w:rPr>
+                <w:rFonts w:ascii="MiSans" w:eastAsia="MiSans" w:hAnsi="MiSans" w:cs="MiSans" w:hint="eastAsia"/>
+                <w:sz w:val="22"/>
+                <w:szCs w:val="28"/>
+              </w:rPr>
+              <w:t>①</w:t>
+            </w:r>
+            <w:r>
+              <w:rPr>
+                <w:rFonts w:ascii="MiSans" w:eastAsia="MiSans" w:hAnsi="MiSans" w:cs="MiSans" w:hint="eastAsia"/>
+                <w:sz w:val="22"/>
+                <w:szCs w:val="28"/>
+              </w:rPr>
+              <w:t xml:space="preserve"> </w:t>
+            </w:r>
+            <w:r>
+              <w:rPr>
+                <w:rFonts w:ascii="MiSans" w:eastAsia="MiSans" w:hAnsi="MiSans" w:cs="MiSans" w:hint="eastAsia"/>
+                <w:sz w:val="22"/>
+                <w:szCs w:val="28"/>
+              </w:rPr>
+              <w:t>初始</w:t>
+            </w:r>
+            <w:r>
+              <w:rPr>
+                <w:rFonts w:ascii="MiSans" w:eastAsia="MiSans" w:hAnsi="MiSans" w:cs="MiSans" w:hint="eastAsia"/>
+                <w:sz w:val="22"/>
+                <w:szCs w:val="28"/>
+              </w:rPr>
+              <w:t>固定在舞台中间靠上位置</w:t>
+            </w:r>
+            <w:r>
+              <w:rPr>
+                <w:rFonts w:ascii="MiSans" w:eastAsia="MiSans" w:hAnsi="MiSans" w:cs="MiSans" w:hint="eastAsia"/>
+                <w:sz w:val="22"/>
+                <w:szCs w:val="28"/>
+              </w:rPr>
+              <w:t>，设置小宝左键向左行走，右键向右行走，并在行走时切</w:t>
+            </w:r>
+            <w:r>
+              <w:rPr>
+                <w:rFonts w:ascii="MiSans" w:eastAsia="MiSans" w:hAnsi="MiSans" w:cs="MiSans" w:hint="eastAsia"/>
+                <w:sz w:val="22"/>
+                <w:szCs w:val="28"/>
+              </w:rPr>
+              <w:lastRenderedPageBreak/>
+              <w:t>换造型</w:t>
+            </w:r>
+          </w:p>
+          <w:p>
+            <w:pPr>
+              <w:ind w:leftChars="200" w:left="420"/>
+              <w:rPr>
+                <w:rFonts w:ascii="MiSans" w:eastAsia="MiSans" w:hAnsi="MiSans" w:cs="MiSans"/>
+                <w:sz w:val="22"/>
+                <w:szCs w:val="28"/>
+              </w:rPr>
+            </w:pPr>
+            <w:r>
+              <w:rPr>
+                <w:rFonts w:ascii="MiSans" w:eastAsia="MiSans" w:hAnsi="MiSans" w:cs="MiSans" w:hint="eastAsia"/>
+                <w:sz w:val="22"/>
+                <w:szCs w:val="28"/>
+              </w:rPr>
               <w:t>②</w:t>
             </w:r>
             <w:r>
@@ -952,83 +1065,7 @@
                 <w:sz w:val="22"/>
                 <w:szCs w:val="28"/>
               </w:rPr>
-              <w:t>克隆体出现在舞台下方的随机位置，并设置随机大小后向上移动，碰到倒刺后删除</w:t>
-            </w:r>
-          </w:p>
-          <w:p>
-            <w:pPr>
-              <w:ind w:left="880" w:hangingChars="400" w:hanging="880"/>
-              <w:rPr>
-                <w:rFonts w:ascii="MiSans" w:eastAsia="MiSans" w:hAnsi="MiSans" w:cs="MiSans" w:hint="eastAsia"/>
-                <w:sz w:val="22"/>
-                <w:szCs w:val="28"/>
-              </w:rPr>
-            </w:pPr>
-            <w:r>
-              <w:rPr>
-                <w:rFonts w:ascii="MiSans" w:eastAsia="MiSans" w:hAnsi="MiSans" w:cs="MiSans" w:hint="eastAsia"/>
-                <w:sz w:val="22"/>
-                <w:szCs w:val="28"/>
-              </w:rPr>
-              <w:t>小宝</w:t>
-            </w:r>
-            <w:r>
-              <w:rPr>
-                <w:rFonts w:ascii="MiSans" w:eastAsia="MiSans" w:hAnsi="MiSans" w:cs="MiSans" w:hint="eastAsia"/>
-                <w:sz w:val="22"/>
-                <w:szCs w:val="28"/>
-              </w:rPr>
-              <w:t>：</w:t>
-            </w:r>
-            <w:r>
-              <w:rPr>
-                <w:rFonts w:ascii="MiSans" w:eastAsia="MiSans" w:hAnsi="MiSans" w:cs="MiSans" w:hint="eastAsia"/>
-                <w:sz w:val="22"/>
-                <w:szCs w:val="28"/>
-              </w:rPr>
-              <w:t>①</w:t>
-            </w:r>
-            <w:r>
-              <w:rPr>
-                <w:rFonts w:ascii="MiSans" w:eastAsia="MiSans" w:hAnsi="MiSans" w:cs="MiSans" w:hint="eastAsia"/>
-                <w:sz w:val="22"/>
-                <w:szCs w:val="28"/>
-              </w:rPr>
-              <w:t>初始</w:t>
-            </w:r>
-            <w:r>
-              <w:rPr>
-                <w:rFonts w:ascii="MiSans" w:eastAsia="MiSans" w:hAnsi="MiSans" w:cs="MiSans" w:hint="eastAsia"/>
-                <w:sz w:val="22"/>
-                <w:szCs w:val="28"/>
-              </w:rPr>
-              <w:t>固定在舞台中间靠上位置</w:t>
-            </w:r>
-            <w:r>
-              <w:rPr>
-                <w:rFonts w:ascii="MiSans" w:eastAsia="MiSans" w:hAnsi="MiSans" w:cs="MiSans" w:hint="eastAsia"/>
-                <w:sz w:val="22"/>
-                <w:szCs w:val="28"/>
-              </w:rPr>
-              <w:t>，设置小宝左键向左行走，右键向右行走，并在行走时切换造型</w:t>
-            </w:r>
-          </w:p>
-          <w:p>
-            <w:pPr>
-              <w:rPr>
-                <w:rFonts w:ascii="MiSans" w:eastAsia="MiSans" w:hAnsi="MiSans" w:cs="MiSans"/>
-                <w:sz w:val="22"/>
-                <w:szCs w:val="28"/>
-              </w:rPr>
-            </w:pPr>
-            <w:r>
-              <w:rPr>
-                <w:rFonts w:ascii="MiSans" w:eastAsia="MiSans" w:hAnsi="MiSans" w:cs="MiSans" w:hint="eastAsia"/>
-                <w:sz w:val="22"/>
-                <w:szCs w:val="28"/>
-              </w:rPr>
-              <w:lastRenderedPageBreak/>
-              <w:t xml:space="preserve">      ②</w:t>
+              <w:t xml:space="preserve"> </w:t>
             </w:r>
             <w:r>
               <w:rPr>
@@ -1041,19 +1078,36 @@
           </w:p>
           <w:p>
             <w:pPr>
-              <w:rPr>
-                <w:rFonts w:ascii="MiSans" w:eastAsia="MiSans" w:hAnsi="MiSans" w:cs="MiSans" w:hint="eastAsia"/>
-                <w:sz w:val="22"/>
-                <w:szCs w:val="28"/>
-              </w:rPr>
-            </w:pPr>
-            <w:r>
-              <w:rPr>
-                <w:rFonts w:ascii="MiSans" w:eastAsia="MiSans" w:hAnsi="MiSans" w:cs="MiSans" w:hint="eastAsia"/>
-                <w:sz w:val="22"/>
-                <w:szCs w:val="28"/>
-              </w:rPr>
-              <w:t xml:space="preserve">      ③碰到钉板，倒刺或者来到舞台底部时切换为红色小宝造型结束游戏</w:t>
+              <w:ind w:leftChars="200" w:left="420"/>
+              <w:rPr>
+                <w:rFonts w:ascii="MiSans" w:eastAsia="MiSans" w:hAnsi="MiSans" w:cs="MiSans"/>
+                <w:sz w:val="22"/>
+                <w:szCs w:val="28"/>
+              </w:rPr>
+            </w:pPr>
+            <w:r>
+              <w:rPr>
+                <w:rFonts w:ascii="MiSans" w:eastAsia="MiSans" w:hAnsi="MiSans" w:cs="MiSans" w:hint="eastAsia"/>
+                <w:sz w:val="22"/>
+                <w:szCs w:val="28"/>
+              </w:rPr>
+              <w:t>③</w:t>
+            </w:r>
+            <w:r>
+              <w:rPr>
+                <w:rFonts w:ascii="MiSans" w:eastAsia="MiSans" w:hAnsi="MiSans" w:cs="MiSans" w:hint="eastAsia"/>
+                <w:sz w:val="22"/>
+                <w:szCs w:val="28"/>
+              </w:rPr>
+              <w:t xml:space="preserve"> </w:t>
+            </w:r>
+            <w:r>
+              <w:rPr>
+                <w:rFonts w:ascii="MiSans" w:eastAsia="MiSans" w:hAnsi="MiSans" w:cs="MiSans" w:hint="eastAsia"/>
+                <w:sz w:val="22"/>
+                <w:szCs w:val="28"/>
+              </w:rPr>
+              <w:t>碰到钉板，倒刺或者来到舞台底部时切换为红色小宝造型结束游戏</w:t>
             </w:r>
           </w:p>
           <w:p>
@@ -1134,33 +1188,27 @@
           </w:p>
           <w:p>
             <w:pPr>
-              <w:pStyle w:val="a9"/>
-              <w:numPr>
-                <w:ilvl w:val="0"/>
-                <w:numId w:val="3"/>
-              </w:numPr>
-              <w:ind w:firstLineChars="0"/>
-              <w:rPr>
-                <w:rFonts w:ascii="MiSans" w:eastAsia="MiSans" w:hAnsi="MiSans" w:cs="MiSans"/>
-                <w:sz w:val="22"/>
-                <w:szCs w:val="28"/>
-              </w:rPr>
-            </w:pPr>
-            <w:r>
-              <w:rPr>
-                <w:rFonts w:ascii="MiSans" w:eastAsia="MiSans" w:hAnsi="MiSans" w:cs="MiSans" w:hint="eastAsia"/>
-                <w:sz w:val="22"/>
-                <w:szCs w:val="28"/>
-              </w:rPr>
-              <w:t>台阶，钉板</w:t>
-            </w:r>
-            <w:r>
-              <w:rPr>
-                <w:rFonts w:ascii="MiSans" w:eastAsia="MiSans" w:hAnsi="MiSans" w:cs="MiSans" w:hint="eastAsia"/>
-                <w:sz w:val="22"/>
-                <w:szCs w:val="28"/>
-              </w:rPr>
-              <w:t>能否正常克隆移动</w:t>
+              <w:rPr>
+                <w:rFonts w:ascii="MiSans" w:eastAsia="MiSans" w:hAnsi="MiSans" w:cs="MiSans"/>
+                <w:sz w:val="22"/>
+                <w:szCs w:val="28"/>
+              </w:rPr>
+            </w:pPr>
+            <w:r>
+              <w:rPr>
+                <w:rFonts w:ascii="MiSans" w:eastAsia="MiSans" w:hAnsi="MiSans" w:cs="MiSans" w:hint="eastAsia"/>
+                <w:sz w:val="22"/>
+                <w:szCs w:val="28"/>
+              </w:rPr>
+              <w:t xml:space="preserve">① </w:t>
+            </w:r>
+            <w:r>
+              <w:rPr>
+                <w:rFonts w:ascii="MiSans" w:eastAsia="MiSans" w:hAnsi="MiSans" w:cs="MiSans" w:hint="eastAsia"/>
+                <w:sz w:val="22"/>
+                <w:szCs w:val="28"/>
+              </w:rPr>
+              <w:t>台阶，钉板能否正常克隆移动</w:t>
             </w:r>
             <w:r>
               <w:rPr>
@@ -1176,6 +1224,14 @@
                 <w:sz w:val="22"/>
                 <w:szCs w:val="28"/>
               </w:rPr>
+              <w:t xml:space="preserve"> </w:t>
+            </w:r>
+            <w:r>
+              <w:rPr>
+                <w:rFonts w:ascii="MiSans" w:eastAsia="MiSans" w:hAnsi="MiSans" w:cs="MiSans" w:hint="eastAsia"/>
+                <w:sz w:val="22"/>
+                <w:szCs w:val="28"/>
+              </w:rPr>
               <w:t>小宝能否跟随台阶移动</w:t>
             </w:r>
             <w:r>
@@ -1193,6 +1249,14 @@
                 <w:szCs w:val="28"/>
               </w:rPr>
               <w:t>③</w:t>
+            </w:r>
+            <w:r>
+              <w:rPr>
+                <w:rFonts w:ascii="MiSans" w:eastAsia="MiSans" w:hAnsi="MiSans" w:cs="MiSans" w:hint="eastAsia"/>
+                <w:sz w:val="22"/>
+                <w:szCs w:val="28"/>
+              </w:rPr>
+              <w:t xml:space="preserve"> </w:t>
             </w:r>
             <w:r>
               <w:rPr>
@@ -1422,7 +1486,7 @@
           <w:p>
             <w:pPr>
               <w:rPr>
-                <w:rFonts w:ascii="微软雅黑" w:eastAsia="微软雅黑" w:hAnsi="微软雅黑" w:cs="微软雅黑" w:hint="eastAsia"/>
+                <w:rFonts w:ascii="微软雅黑" w:eastAsia="微软雅黑" w:hAnsi="微软雅黑" w:cs="微软雅黑"/>
                 <w:b/>
                 <w:bCs/>
                 <w:sz w:val="18"/>
@@ -1512,7 +1576,7 @@
         <w:spacing w:line="720" w:lineRule="auto"/>
         <w:jc w:val="center"/>
         <w:rPr>
-          <w:rFonts w:ascii="微软雅黑" w:eastAsia="微软雅黑" w:hAnsi="微软雅黑" w:cs="微软雅黑" w:hint="eastAsia"/>
+          <w:rFonts w:ascii="微软雅黑" w:eastAsia="微软雅黑" w:hAnsi="微软雅黑" w:cs="微软雅黑"/>
           <w:b/>
           <w:bCs/>
           <w:color w:val="000000"/>
@@ -1796,7 +1860,7 @@
           <w:p>
             <w:pPr>
               <w:rPr>
-                <w:rFonts w:ascii="MiSans" w:eastAsia="MiSans" w:hAnsi="MiSans" w:cs="MiSans" w:hint="eastAsia"/>
+                <w:rFonts w:ascii="MiSans" w:eastAsia="MiSans" w:hAnsi="MiSans" w:cs="MiSans"/>
                 <w:sz w:val="22"/>
                 <w:szCs w:val="22"/>
               </w:rPr>
@@ -1813,7 +1877,7 @@
           <w:p>
             <w:pPr>
               <w:rPr>
-                <w:rFonts w:ascii="MiSans" w:eastAsia="MiSans" w:hAnsi="MiSans" w:cs="MiSans" w:hint="eastAsia"/>
+                <w:rFonts w:ascii="MiSans" w:eastAsia="MiSans" w:hAnsi="MiSans" w:cs="MiSans"/>
                 <w:sz w:val="22"/>
                 <w:szCs w:val="22"/>
               </w:rPr>
@@ -2039,7 +2103,7 @@
     <w:p>
       <w:pPr>
         <w:rPr>
-          <w:rFonts w:ascii="宋体" w:eastAsia="宋体" w:hAnsi="宋体" w:cs="宋体" w:hint="eastAsia"/>
+          <w:rFonts w:ascii="宋体" w:eastAsia="宋体" w:hAnsi="宋体" w:cs="宋体"/>
           <w:sz w:val="24"/>
         </w:rPr>
       </w:pPr>
